--- a/WF4_Access_Control_Center_BRD.docx
+++ b/WF4_Access_Control_Center_BRD.docx
@@ -6450,7 +6450,7 @@
           <w:sz w:val="22"/>
           <w:szCs w:val="22"/>
         </w:rPr>
-        <w:t xml:space="preserve">Screen 2: Configure Roles — External Access Request Queue</w:t>
+        <w:t>Screen 2: Configure Roles — Role Management (Users / Externals / Deactivated tabs; pending External access requests surfaced within the Externals tab)</w:t>
       </w:r>
     </w:p>
     <w:p>
@@ -6488,7 +6488,7 @@
           <w:sz w:val="22"/>
           <w:szCs w:val="22"/>
         </w:rPr>
-        <w:t xml:space="preserve">Screen 4: Configure Roles — Provision New User</w:t>
+        <w:t>Screen 4: Configure Roles — Provision New User (inline Add User form panel within Screen 2; not a separate wireframe screen in v2.0)</w:t>
       </w:r>
     </w:p>
     <w:p>
@@ -6507,7 +6507,7 @@
           <w:sz w:val="22"/>
           <w:szCs w:val="22"/>
         </w:rPr>
-        <w:t xml:space="preserve">Screen 5: Configure Roles — Provision New Admin (dual-auth)</w:t>
+        <w:t>Screen 5: Configure Roles — Provision New Admin — Dual-Admin Authorisation (inline form panel within Screen 2; not a separate wireframe screen in v2.0)</w:t>
       </w:r>
     </w:p>
     <w:p>
@@ -6526,7 +6526,7 @@
           <w:sz w:val="22"/>
           <w:szCs w:val="22"/>
         </w:rPr>
-        <w:t xml:space="preserve">Screen 6: Configure Roles — Provision New External</w:t>
+        <w:t>Screen 6: Configure Roles — Provision New External (inline form panel within Screen 2; not a separate wireframe screen in v2.0)</w:t>
       </w:r>
     </w:p>
     <w:p>

--- a/WF4_Access_Control_Center_BRD.docx
+++ b/WF4_Access_Control_Center_BRD.docx
@@ -1083,7 +1083,7 @@
                 <w:sz w:val="20"/>
                 <w:szCs w:val="20"/>
               </w:rPr>
-              <w:t xml:space="preserve">Viewer → External rename; 4-subsection homepage; Manage Model Access; Data Deletion Request semantics corrected; Notifications mechanism; Section-level locking; Tech Notes; New Open Items</w:t>
+              <w:t>Viewer → External rename; 3-subsection homepage; Manage Model Access; Data Deletion Request semantics corrected; Notifications mechanism; Section-level locking; Tech Notes; New Open Items</w:t>
             </w:r>
           </w:p>
         </w:tc>
@@ -2348,7 +2348,7 @@
                 <w:sz w:val="20"/>
                 <w:szCs w:val="20"/>
               </w:rPr>
-              <w:t xml:space="preserve">5.1  Homepage — Four Sub-Section Architecture</w:t>
+              <w:t>5.1  Homepage — Three Sub-Section Architecture</w:t>
             </w:r>
           </w:p>
         </w:tc>
@@ -3793,7 +3793,7 @@
           <w:sz w:val="22"/>
           <w:szCs w:val="22"/>
         </w:rPr>
-        <w:t xml:space="preserve">This Business Requirements Document (BRD) defines the functional and non-functional requirements for the Access Control Center (ACC) workflow of the Model Monitoring Platform. Version 2.0 supersedes v1.0 and incorporates the following material changes: the Viewer role is renamed External throughout this document; the ACC homepage is redesigned around four named sub-sections; a Manage Model Access sub-section is introduced; Data Deletion Request semantics are corrected (Users request deletion of data within a model; they hold zero delete permissions); a comprehensive Notifications Mechanism section is added; section-level locking for multi-user model concurrency is specified; and a dedicated Tech Team Implementation Notes section is provided.</w:t>
+        <w:t>This Business Requirements Document (BRD) defines the functional and non-functional requirements for the Access Control Center (ACC) workflow of the Model Monitoring Platform. Version 2.0 supersedes v1.0 and incorporates the following material changes: the Viewer role is renamed External throughout this document; the ACC homepage is redesigned around three named sub-sections; a Manage Model Access sub-section is introduced; Data Deletion Request semantics are corrected (Users request deletion of data within a model; they hold zero delete permissions); a comprehensive Notifications Mechanism section is added; section-level locking for multi-user model concurrency is specified; and a dedicated Tech Team Implementation Notes section is provided.</w:t>
       </w:r>
     </w:p>
     <w:p>
@@ -3851,7 +3851,7 @@
           <w:sz w:val="22"/>
           <w:szCs w:val="22"/>
         </w:rPr>
-        <w:t xml:space="preserve">Homepage — four sub-section architecture: Configure Roles, Requests, Manage Model Access, User Deactivation &amp; Role Revocation</w:t>
+        <w:t>Homepage — three sub-section architecture: Configure Roles, Data Delete Requests, Manage Model Access</w:t>
       </w:r>
     </w:p>
     <w:p>
@@ -4851,7 +4851,7 @@
                 <w:sz w:val="20"/>
                 <w:szCs w:val="20"/>
               </w:rPr>
-              <w:t xml:space="preserve">ACC homepage uses four named sub-section tiles: Configure Roles, Requests, Manage Model Access, User Deactivation &amp; Role Revocation.</w:t>
+              <w:t>ACC homepage uses three named sub-section tiles: Configure Roles, Data Delete Requests, Manage Model Access. User Deactivation &amp; Role Revocation is accessible via the User Directory sub-section.</w:t>
             </w:r>
           </w:p>
         </w:tc>
@@ -5894,7 +5894,7 @@
                 <w:sz w:val="20"/>
                 <w:szCs w:val="20"/>
               </w:rPr>
-              <w:t xml:space="preserve">Admin sees the four sub-section tiles with live pending-item badges and summary KPIs.</w:t>
+              <w:t>Admin sees the three sub-section tiles with live pending-item badges and summary KPIs.</w:t>
             </w:r>
           </w:p>
         </w:tc>
@@ -6431,7 +6431,7 @@
           <w:sz w:val="22"/>
           <w:szCs w:val="22"/>
         </w:rPr>
-        <w:t xml:space="preserve">Screen 1: ACC Homepage (4-subsection tile dashboard)</w:t>
+        <w:t>Screen 1: ACC Homepage (3-subsection tile dashboard)</w:t>
       </w:r>
     </w:p>
     <w:p>
@@ -6720,7 +6720,7 @@
           <w:sz w:val="28"/>
           <w:szCs w:val="28"/>
         </w:rPr>
-        <w:t xml:space="preserve">5.1 Homepage — Four Sub-Section Architecture</w:t>
+        <w:t>5.1 Homepage — Three Sub-Section Architecture</w:t>
       </w:r>
     </w:p>
     <w:p>
@@ -6734,7 +6734,7 @@
           <w:sz w:val="22"/>
           <w:szCs w:val="22"/>
         </w:rPr>
-        <w:t xml:space="preserve">The ACC homepage presents four named sub-section tiles as the primary navigation surface. Each tile displays a live badge showing the count of pending items within that sub-section.</w:t>
+        <w:t>The ACC homepage presents three named sub-section tiles as the primary navigation surface. Each tile displays a live badge showing the count of pending items within that sub-section.</w:t>
       </w:r>
     </w:p>
     <w:p>
@@ -6953,7 +6953,7 @@
                 <w:sz w:val="20"/>
                 <w:szCs w:val="20"/>
               </w:rPr>
-              <w:t xml:space="preserve">The ACC homepage shall display four named sub-section tiles: (1) Configure Roles, (2) Requests, (3) Manage Model Access, (4) User Deactivation &amp; Role Revocation.</w:t>
+              <w:t>The ACC homepage shall display three named sub-section tiles: (1) Configure Roles, (2) Data Delete Requests, (3) Manage Model Access.</w:t>
             </w:r>
           </w:p>
         </w:tc>
@@ -29539,7 +29539,7 @@
           <w:sz w:val="22"/>
           <w:szCs w:val="22"/>
         </w:rPr>
-        <w:t xml:space="preserve">Interactive HTML wireframes for all 14 screens covered in this BRD are delivered as companion artefact model_monitoring_workflow4_wireframe.html (v2.0). The wireframes cover: the redesigned 4-subsection ACC homepage; Configure Roles sub-section with all provisioning flows; Requests sub-section with model access and data deletion queues; Manage Model Access panel with multi-user assignment and section-lock visibility; the Notifications Centre slide-in panel; and the Deactivation modal.</w:t>
+        <w:t>Interactive HTML wireframes for all 14 screens covered in this BRD are delivered as companion artefact WF4_Access_Control_Center_Wireframe.html (v2.0). The wireframes cover: the redesigned 3-subsection ACC homepage; Configure Roles sub-section with all provisioning flows; Requests sub-section with model access and data deletion queues; Manage Model Access panel with multi-user assignment and section-lock visibility; the Notifications Centre slide-in panel; and the Deactivation modal.</w:t>
       </w:r>
     </w:p>
     <w:p>
